--- a/klagomål/A 53002-2025 FSC-klagomål.docx
+++ b/klagomål/A 53002-2025 FSC-klagomål.docx
@@ -1707,7 +1707,7 @@
     <w:r>
       <w:tab/>
       <w:tab/>
-      <w:t>2026-09-14</w:t>
+      <w:t>2026-09-15</w:t>
       <w:br/>
       <w:br/>
     </w:r>

--- a/klagomål/A 53002-2025 FSC-klagomål.docx
+++ b/klagomål/A 53002-2025 FSC-klagomål.docx
@@ -1707,7 +1707,7 @@
     <w:r>
       <w:tab/>
       <w:tab/>
-      <w:t>2026-09-15</w:t>
+      <w:t>2026-09-16</w:t>
       <w:br/>
       <w:br/>
     </w:r>

--- a/klagomål/A 53002-2025 FSC-klagomål.docx
+++ b/klagomål/A 53002-2025 FSC-klagomål.docx
@@ -1707,7 +1707,7 @@
     <w:r>
       <w:tab/>
       <w:tab/>
-      <w:t>2026-09-16</w:t>
+      <w:t>2026-09-17</w:t>
       <w:br/>
       <w:br/>
     </w:r>

--- a/klagomål/A 53002-2025 FSC-klagomål.docx
+++ b/klagomål/A 53002-2025 FSC-klagomål.docx
@@ -221,7 +221,7 @@
     </w:p>
     <w:p>
       <w:r>
-        <w:t>I och inom 25 meter från avverkningsanmälan finns fynd av 25 naturvårdsarter, varav 13 är rödlistade, 9 är fridlysta, 12 är typiska (T) och 4 är signalarter (S): blyspindling (EN), knärot (VU, T, §8), skrovlig taggsvamp (VU), blå taggsvamp (NT, T), dropptaggsvamp (NT, T), fjällig taggsvamp s.str. (NT), mjölsvärting (NT), persiljespindling (NT), skarp dropptaggsvamp (NT), sotvaxskivling (NT), stiftgelélav (NT, T), talltaggsvamp (NT), talltita (NT, §4), nästlav (S, T), skinnlav (S, T), vedticka (S, T), ögonpyrola (S, T), järpe (T, §4), kransmossa (T), spillkråka (T, §4), tjäder (T, §4), orre (§4), huggorm (§6), nattviol (§8) och revlummer (§9). Se Figur 1.</w:t>
+        <w:t>I och inom 25 meter från avverkningsanmälan finns fynd av 30 naturvårdsarter, varav 17 är rödlistade, 10 är fridlysta, 14 är typiska (T) och 5 är signalarter (S): blyspindling (EN), trillingspindling (EN), knärot (VU, T, §8), skrovlig taggsvamp (VU), barrfagerspindling (NT), blå taggsvamp (NT, T), dropptaggsvamp (NT, T), fjällig taggsvamp s.str. (NT), lavskrika (NT, T, §4), mjölsvärting (NT), persiljespindling (NT), skarp dropptaggsvamp (NT), sotvaxskivling (NT), stiftgelélav (NT, T), tallfingersvamp (NT), talltaggsvamp (NT), talltita (NT, §4), nästlav (S, T), rävticka (S, T), skinnlav (S, T), vedticka (S, T), ögonpyrola (S, T), järpe (T, §4), kransmossa (T), spillkråka (T, §4), tjäder (T, §4), orre (§4), huggorm (§6), nattviol (§8) och revlummer (§9). Se Figur 1.</w:t>
       </w:r>
     </w:p>
     <w:p>
@@ -263,6 +263,17 @@
         <w:rPr>
           <w:b/>
         </w:rPr>
+        <w:t>Trillingspindling (EN)</w:t>
+      </w:r>
+      <w:r>
+        <w:t xml:space="preserve"> är en starkt hotad art som bildar mykorrhiza med gran i kalkbarrskog. Huvudsakligen knuten till äldre skog på frisk till fuktig mark med basisk påverkan. Den svenska och finska populationen utgör artens kärnområde ur ett europeiskt perspektiv. Arten påverkas negativt av brist på kontinuitetsskog och den totala populationen i landet bedöms ha minskat och förväntas fortsätta minska på grund av slutavverkning av äldre kalkbarrskog (SLU Artdatabanken, 2026).</w:t>
+      </w:r>
+    </w:p>
+    <w:p>
+      <w:r>
+        <w:rPr>
+          <w:b/>
+        </w:rPr>
         <w:t>Knärot (VU, §8)</w:t>
       </w:r>
       <w:r>
@@ -307,7 +318,7 @@
     </w:p>
     <w:p>
       <w:r>
-        <w:t>I det avverkningsanmälda området finns 19 fyndplatser för knärot registrerade på Artportalen. Figur 2 visar gränserna för buffertzoner på 50 m, som behöver lämnas kring fyndplatserna för att knärotslokalerna inte ska försvinna vid en avverkning. Av det avverkningsanmälda området överlappar 6.69 ha med buffertzonerna och får av detta skäl inte avverkas.</w:t>
+        <w:t>I det avverkningsanmälda området finns 23 fyndplatser för knärot registrerade på Artportalen. Figur 2 visar gränserna för buffertzoner på 50 m, som behöver lämnas kring fyndplatserna för att knärotslokalerna inte ska försvinna vid en avverkning. Av det avverkningsanmälda området överlappar 8.72 ha med buffertzonerna och får av detta skäl inte avverkas.</w:t>
       </w:r>
     </w:p>
     <w:p>
@@ -374,6 +385,17 @@
         <w:rPr>
           <w:b/>
         </w:rPr>
+        <w:t>Barrfagerspindling (NT)</w:t>
+      </w:r>
+      <w:r>
+        <w:t xml:space="preserve"> bildar mykorrhiza med gran, möjligen också med tall, i äldre kalkbarrskog. Den totala populationen i landet har minskat och bedöms fortsätta minska till följd av avverkning av äldre kalkbarrskog. Arten har begränsad förmåga att återetablera sig efter slutavverkning eller andra storskaliga skogsbruksåtgärder, och det finns inga indikationer på att den långsiktigt kan etablera eller reproducera sig i bestånd som brukas med trakthyggesmetoder, markberedning, gödsling eller förädlat plantmaterial. Minskningstakten för den svenska populationen bedöms vara nära gränsvärdet för Sårbar (VU) (SLU Artdatabanken, 2026).</w:t>
+      </w:r>
+    </w:p>
+    <w:p>
+      <w:r>
+        <w:rPr>
+          <w:b/>
+        </w:rPr>
         <w:t xml:space="preserve">Blå taggsvamp (NT) </w:t>
       </w:r>
       <w:r>
@@ -425,6 +447,26 @@
         <w:rPr>
           <w:b/>
         </w:rPr>
+        <w:t>Lavskrika (NT, §4)</w:t>
+      </w:r>
+      <w:r>
+        <w:t xml:space="preserve"> är rödlistad som nära hotad och fridlyst enligt 4§ artskyddsförordningen. Den har minskat med 20 (10–30) % under de senaste 15 åren och minskningstakten bedöms vara nära gränsvärdet för sårbar (VU). Lavskrikan är en mycket stationär fågel, som häckar i äldre, slutna och hänglavsrika barrskogar. Nyckelfaktorer är flerskiktad skog med rik undervegetation samt riklig förekomst av hänglavar. Reviren är livslånga med hemområden som varierar mellan 50 och 150 ha. Inom ett revir av hög kvalitet finns det som regel ett eller flera kärnområden (1–20 ha) med relativt tät flerskiktad granskog. Arten missgynnas när flerskiktad skog omförs till enskiktade bestånd och även röjning och hård gallring är starkt negativt. Lavskrikan har relativt stora hemområden och försvinner när den äldre skogen fragmenteras, särskilt allvarligt är när kärnområdena avverkas. Den försvinner successivt framför allt vid dess utbredningsgränser och populationen har minskat kontinuerligt under 2000-talet. Lavskrika är typisk art för </w:t>
+      </w:r>
+      <w:r>
+        <w:rPr>
+          <w:i/>
+        </w:rPr>
+        <w:t>9010 Taiga</w:t>
+      </w:r>
+      <w:r>
+        <w:t xml:space="preserve"> (SLU Artdatabanken, 2026; Skogsstyrelsen 2016).</w:t>
+      </w:r>
+    </w:p>
+    <w:p>
+      <w:r>
+        <w:rPr>
+          <w:b/>
+        </w:rPr>
         <w:t>Mjölsvärting (NT)</w:t>
       </w:r>
       <w:r>
@@ -489,6 +531,17 @@
         <w:rPr>
           <w:b/>
         </w:rPr>
+        <w:t xml:space="preserve">Tallfingersvamp (NT) </w:t>
+      </w:r>
+      <w:r>
+        <w:t>bildar mykorrhiza med tall och gran i äldre barrskog, framför allt sandtallskog men även i annan näringsfattig barrskog, huvudsakligen i äldre kontinuitetsskog. Den totala populationen i landet har minskat och bedöms fortsätta minska till följd av avverkning av barrskogar med trädkontinuitet. Minskningstakten för den svenska populationen bedöms vara nära gränsvärdet för Sårbar (VU). Slutavverkning, gödsling eller exploatering måste undvikas (SLU Artdatabanken, 2026).</w:t>
+      </w:r>
+    </w:p>
+    <w:p>
+      <w:r>
+        <w:rPr>
+          <w:b/>
+        </w:rPr>
         <w:t xml:space="preserve">Talltaggsvamp (NT) </w:t>
       </w:r>
       <w:r>
@@ -524,6 +577,26 @@
       </w:r>
       <w:r>
         <w:t>(Nitare &amp; Skogsstyrelsen, 2019; SLU Artdatabanken, 2025).</w:t>
+      </w:r>
+    </w:p>
+    <w:p>
+      <w:r>
+        <w:rPr>
+          <w:b/>
+        </w:rPr>
+        <w:t>Rävticka</w:t>
+      </w:r>
+      <w:r>
+        <w:t xml:space="preserve"> är typisk art för </w:t>
+      </w:r>
+      <w:r>
+        <w:rPr>
+          <w:i/>
+        </w:rPr>
+        <w:t xml:space="preserve">9010 Taiga </w:t>
+      </w:r>
+      <w:r>
+        <w:t>(SLU Artdatabanken, 2025).</w:t>
       </w:r>
     </w:p>
     <w:p>
@@ -805,10 +878,18 @@
         <w:rPr>
           <w:b/>
         </w:rPr>
-        <w:t xml:space="preserve">6.4.3 </w:t>
-      </w:r>
-      <w:r>
-        <w:t>Bevarandeåtgärder genomförs för de kända förekomster av rödlistade arter som påverkas av skogsbruk.</w:t>
+        <w:t xml:space="preserve">6.4.1 </w:t>
+      </w:r>
+      <w:r>
+        <w:t>Följande biotoper undantas från alla skogsbruksåtgärder, förutom åtgärder påkallade för att bevara eller främja biotopens naturliga eller hävdbetingade biologiska mångfald:</w:t>
+      </w:r>
+    </w:p>
+    <w:p>
+      <w:pPr>
+        <w:ind w:left="357"/>
+      </w:pPr>
+      <w:r>
+        <w:t>b) nyckelbiotoper enligt Skogsstyrelsens definition och metod (1995)</w:t>
       </w:r>
     </w:p>
     <w:p>
@@ -826,7 +907,36 @@
         <w:rPr>
           <w:i/>
         </w:rPr>
-        <w:t>I det avverkningsanmälda skogsområdet har 25 naturvårdsarter varav 13 rödlistade arter sina livsmiljöer och växtplatser.</w:t>
+        <w:t>I det avverkningsanmälda skogsområdet har 22 rödlistade arter och signalarter påträffats. Detta ska jämföras med Skogsstyrelsens uppföljning 2017 av nyckelbiotoper som visade att man i genomsnitt hittar 20,6 olika rödlistade arter och signalarter i en nyckelbiotop (Wijk, S. 2017. Biologisk mångfald i nyckelbiotoper – Resultat från inventeringen “Uppföljning biologisk mångfald” 2009–2015. Rapport 4/2017 Skogsstyrelsen, Jönköping).</w:t>
+      </w:r>
+    </w:p>
+    <w:p>
+      <w:r>
+        <w:rPr>
+          <w:b/>
+        </w:rPr>
+        <w:t xml:space="preserve">6.4.3 </w:t>
+      </w:r>
+      <w:r>
+        <w:t>Bevarandeåtgärder genomförs för de kända förekomster av rödlistade arter som påverkas av skogsbruk.</w:t>
+      </w:r>
+    </w:p>
+    <w:p>
+      <w:pPr>
+        <w:pStyle w:val="ListBullet"/>
+      </w:pPr>
+      <w:r>
+        <w:rPr>
+          <w:b/>
+          <w:i/>
+        </w:rPr>
+        <w:t xml:space="preserve">Kommentar: </w:t>
+      </w:r>
+      <w:r>
+        <w:rPr>
+          <w:i/>
+        </w:rPr>
+        <w:t>I det avverkningsanmälda skogsområdet har 30 naturvårdsarter varav 17 rödlistade arter sina livsmiljöer och växtplatser.</w:t>
       </w:r>
     </w:p>
     <w:p>
@@ -1258,6 +1368,92 @@
       </w:r>
       <w:r>
         <w:t>SLU Artdatabanken, Uppsala.</w:t>
+      </w:r>
+    </w:p>
+    <w:p>
+      <w:pPr>
+        <w:pStyle w:val="Heading1"/>
+      </w:pPr>
+      <w:r>
+        <w:t>Lavskrika – ekologi samt krav på livsmiljön</w:t>
+      </w:r>
+    </w:p>
+    <w:p>
+      <w:r>
+        <w:t>Lavskrika är rödlistad som nära hotad (NT), fridlyst enligt 4 § artskyddsförordningen (2007:845) och ingår i förteckningen över prioriterade arter i Skogsstyrelsens föreskrifter och allmänna råd (SKSFS 2011:7) bilaga 4. Lavskrikan är en mycket stationär fågel, som häckar i äldre, slutna och hänglavsrika barrskogar. Nyckelfaktorer är flerskiktad skog med rik undervegetation samt riklig förekomst av hänglavar (SLU Artdatabanken, 2026).</w:t>
+      </w:r>
+    </w:p>
+    <w:p>
+      <w:r>
+        <w:t xml:space="preserve">I Skogsstyrelsens vägledning för hänsyn till fåglar står bland annat att: </w:t>
+      </w:r>
+      <w:r>
+        <w:rPr>
+          <w:i/>
+        </w:rPr>
+        <w:t>“Reviren är livslånga med hemområden som varierar mellan 50 och 150 ha. Hemområdena har inga fasta gränser utan det handlar mera om de yttre gränserna för familjegruppernas rörelser. Lavskrikan undviker att förflytta sig över stora öppna områden och hemområdesstorleken är därför större i områden fragmenterade av hyggen och yngre skog än i områden med i sammanhängande äldre skog. Det finns studier som antyder att det inom ett revir bör finnas maximalt 15 % öppna ytor och ungskog. Inom ett revir av hög kvalitet finns det som regel ett eller flera kärnområden (1–20 ha) med relativt tät flerskiktad granskog.”</w:t>
+      </w:r>
+      <w:r>
+        <w:t xml:space="preserve"> Vidare att: </w:t>
+      </w:r>
+      <w:r>
+        <w:rPr>
+          <w:i/>
+        </w:rPr>
+        <w:t>“Arten missgynnas när flerskiktad skog omförs till enskiktade bestånd. Även skogsskötsel med återkommande röjning och hård gallring är starkt negativt. Lavskrikan har relativt stora hemområden och försvinner när den äldre skogen fragmenteras, särskilt allvarligt är när kärnområdena avverkas.”</w:t>
+      </w:r>
+      <w:r>
+        <w:t xml:space="preserve"> (Skogsstyrelsen 2016).</w:t>
+      </w:r>
+    </w:p>
+    <w:p>
+      <w:r>
+        <w:t xml:space="preserve">Populationen har minskat med 20 (10–30) % under de senaste 15 åren och minskningstakten bedöms vara nära gränsvärdet för sårbar (VU). Arten försvinner successivt framför allt vid dess utbredningsgränser och populationen har minskat kontinuerligt under 2000-talet. Lavskrika är typisk art för </w:t>
+      </w:r>
+      <w:r>
+        <w:rPr>
+          <w:i/>
+        </w:rPr>
+        <w:t>9010 Taiga</w:t>
+      </w:r>
+      <w:r>
+        <w:t xml:space="preserve"> (SLU Artdatabanken, 2026).</w:t>
+      </w:r>
+    </w:p>
+    <w:p>
+      <w:pPr>
+        <w:pStyle w:val="Heading2"/>
+      </w:pPr>
+      <w:r>
+        <w:t>Referenser – lavskrika</w:t>
+      </w:r>
+    </w:p>
+    <w:p>
+      <w:r>
+        <w:t xml:space="preserve">Skogsstyrelsen, 2016. </w:t>
+      </w:r>
+      <w:r>
+        <w:rPr>
+          <w:i/>
+        </w:rPr>
+        <w:t xml:space="preserve">Vägledning för hänsyn till fåglar – lavskrika. </w:t>
+      </w:r>
+      <w:r>
+        <w:t>https://www.skogsstyrelsen.se/globalassets/lag-och-tillsyn/artskydd/vagledningar-for-hansyn-till-faglar/lavskrika-vagledning-hansyn.pdf</w:t>
+      </w:r>
+    </w:p>
+    <w:p>
+      <w:r>
+        <w:t xml:space="preserve">SLU Artdatabanken, 2026. </w:t>
+      </w:r>
+      <w:r>
+        <w:rPr>
+          <w:i/>
+        </w:rPr>
+        <w:t xml:space="preserve">Artfaktablad. Naturvård – artfakta. </w:t>
+      </w:r>
+      <w:r>
+        <w:t>SLU Artdatabanken, Uppsala</w:t>
       </w:r>
     </w:p>
     <w:p>
@@ -1707,7 +1903,7 @@
     <w:r>
       <w:tab/>
       <w:tab/>
-      <w:t>2026-09-17</w:t>
+      <w:t>2026-09-18</w:t>
       <w:br/>
       <w:br/>
     </w:r>

--- a/klagomål/A 53002-2025 FSC-klagomål.docx
+++ b/klagomål/A 53002-2025 FSC-klagomål.docx
@@ -1903,7 +1903,7 @@
     <w:r>
       <w:tab/>
       <w:tab/>
-      <w:t>2026-09-18</w:t>
+      <w:t>2026-09-19</w:t>
       <w:br/>
       <w:br/>
     </w:r>

--- a/klagomål/A 53002-2025 FSC-klagomål.docx
+++ b/klagomål/A 53002-2025 FSC-klagomål.docx
@@ -1903,7 +1903,7 @@
     <w:r>
       <w:tab/>
       <w:tab/>
-      <w:t>2026-09-19</w:t>
+      <w:t>2026-09-21</w:t>
       <w:br/>
       <w:br/>
     </w:r>

--- a/klagomål/A 53002-2025 FSC-klagomål.docx
+++ b/klagomål/A 53002-2025 FSC-klagomål.docx
@@ -1903,7 +1903,7 @@
     <w:r>
       <w:tab/>
       <w:tab/>
-      <w:t>2026-09-21</w:t>
+      <w:t>2026-09-23</w:t>
       <w:br/>
       <w:br/>
     </w:r>

--- a/klagomål/A 53002-2025 FSC-klagomål.docx
+++ b/klagomål/A 53002-2025 FSC-klagomål.docx
@@ -1903,7 +1903,7 @@
     <w:r>
       <w:tab/>
       <w:tab/>
-      <w:t>2026-09-23</w:t>
+      <w:t>2026-09-24</w:t>
       <w:br/>
       <w:br/>
     </w:r>

--- a/klagomål/A 53002-2025 FSC-klagomål.docx
+++ b/klagomål/A 53002-2025 FSC-klagomål.docx
@@ -1903,7 +1903,7 @@
     <w:r>
       <w:tab/>
       <w:tab/>
-      <w:t>2026-09-24</w:t>
+      <w:t>2026-09-25</w:t>
       <w:br/>
       <w:br/>
     </w:r>

--- a/klagomål/A 53002-2025 FSC-klagomål.docx
+++ b/klagomål/A 53002-2025 FSC-klagomål.docx
@@ -1903,7 +1903,7 @@
     <w:r>
       <w:tab/>
       <w:tab/>
-      <w:t>2026-09-25</w:t>
+      <w:t>2026-09-26</w:t>
       <w:br/>
       <w:br/>
     </w:r>

--- a/klagomål/A 53002-2025 FSC-klagomål.docx
+++ b/klagomål/A 53002-2025 FSC-klagomål.docx
@@ -1903,7 +1903,7 @@
     <w:r>
       <w:tab/>
       <w:tab/>
-      <w:t>2026-09-26</w:t>
+      <w:t>2026-09-27</w:t>
       <w:br/>
       <w:br/>
     </w:r>

--- a/klagomål/A 53002-2025 FSC-klagomål.docx
+++ b/klagomål/A 53002-2025 FSC-klagomål.docx
@@ -1903,7 +1903,7 @@
     <w:r>
       <w:tab/>
       <w:tab/>
-      <w:t>2026-09-27</w:t>
+      <w:t>2026-09-28</w:t>
       <w:br/>
       <w:br/>
     </w:r>

--- a/klagomål/A 53002-2025 FSC-klagomål.docx
+++ b/klagomål/A 53002-2025 FSC-klagomål.docx
@@ -1903,7 +1903,7 @@
     <w:r>
       <w:tab/>
       <w:tab/>
-      <w:t>2026-09-28</w:t>
+      <w:t>2026-09-29</w:t>
       <w:br/>
       <w:br/>
     </w:r>

--- a/klagomål/A 53002-2025 FSC-klagomål.docx
+++ b/klagomål/A 53002-2025 FSC-klagomål.docx
@@ -1903,7 +1903,7 @@
     <w:r>
       <w:tab/>
       <w:tab/>
-      <w:t>2026-09-29</w:t>
+      <w:t>2026-09-30</w:t>
       <w:br/>
       <w:br/>
     </w:r>

--- a/klagomål/A 53002-2025 FSC-klagomål.docx
+++ b/klagomål/A 53002-2025 FSC-klagomål.docx
@@ -1903,7 +1903,7 @@
     <w:r>
       <w:tab/>
       <w:tab/>
-      <w:t>2026-09-30</w:t>
+      <w:t>2026-10-01</w:t>
       <w:br/>
       <w:br/>
     </w:r>

--- a/klagomål/A 53002-2025 FSC-klagomål.docx
+++ b/klagomål/A 53002-2025 FSC-klagomål.docx
@@ -1903,7 +1903,7 @@
     <w:r>
       <w:tab/>
       <w:tab/>
-      <w:t>2026-10-01</w:t>
+      <w:t>2026-10-02</w:t>
       <w:br/>
       <w:br/>
     </w:r>

--- a/klagomål/A 53002-2025 FSC-klagomål.docx
+++ b/klagomål/A 53002-2025 FSC-klagomål.docx
@@ -1903,7 +1903,7 @@
     <w:r>
       <w:tab/>
       <w:tab/>
-      <w:t>2026-10-02</w:t>
+      <w:t>2026-10-03</w:t>
       <w:br/>
       <w:br/>
     </w:r>

--- a/klagomål/A 53002-2025 FSC-klagomål.docx
+++ b/klagomål/A 53002-2025 FSC-klagomål.docx
@@ -1903,7 +1903,7 @@
     <w:r>
       <w:tab/>
       <w:tab/>
-      <w:t>2026-10-03</w:t>
+      <w:t>2026-10-04</w:t>
       <w:br/>
       <w:br/>
     </w:r>

--- a/klagomål/A 53002-2025 FSC-klagomål.docx
+++ b/klagomål/A 53002-2025 FSC-klagomål.docx
@@ -1903,7 +1903,7 @@
     <w:r>
       <w:tab/>
       <w:tab/>
-      <w:t>2026-10-04</w:t>
+      <w:t>2026-10-05</w:t>
       <w:br/>
       <w:br/>
     </w:r>

--- a/klagomål/A 53002-2025 FSC-klagomål.docx
+++ b/klagomål/A 53002-2025 FSC-klagomål.docx
@@ -1903,7 +1903,7 @@
     <w:r>
       <w:tab/>
       <w:tab/>
-      <w:t>2026-10-05</w:t>
+      <w:t>2026-10-06</w:t>
       <w:br/>
       <w:br/>
     </w:r>

--- a/klagomål/A 53002-2025 FSC-klagomål.docx
+++ b/klagomål/A 53002-2025 FSC-klagomål.docx
@@ -1903,7 +1903,7 @@
     <w:r>
       <w:tab/>
       <w:tab/>
-      <w:t>2026-10-06</w:t>
+      <w:t>2026-10-07</w:t>
       <w:br/>
       <w:br/>
     </w:r>

--- a/klagomål/A 53002-2025 FSC-klagomål.docx
+++ b/klagomål/A 53002-2025 FSC-klagomål.docx
@@ -1903,7 +1903,7 @@
     <w:r>
       <w:tab/>
       <w:tab/>
-      <w:t>2026-10-07</w:t>
+      <w:t>2026-10-08</w:t>
       <w:br/>
       <w:br/>
     </w:r>

--- a/klagomål/A 53002-2025 FSC-klagomål.docx
+++ b/klagomål/A 53002-2025 FSC-klagomål.docx
@@ -1903,7 +1903,7 @@
     <w:r>
       <w:tab/>
       <w:tab/>
-      <w:t>2026-10-08</w:t>
+      <w:t>2026-10-09</w:t>
       <w:br/>
       <w:br/>
     </w:r>

--- a/klagomål/A 53002-2025 FSC-klagomål.docx
+++ b/klagomål/A 53002-2025 FSC-klagomål.docx
@@ -1903,7 +1903,7 @@
     <w:r>
       <w:tab/>
       <w:tab/>
-      <w:t>2026-10-09</w:t>
+      <w:t>2026-10-10</w:t>
       <w:br/>
       <w:br/>
     </w:r>

--- a/klagomål/A 53002-2025 FSC-klagomål.docx
+++ b/klagomål/A 53002-2025 FSC-klagomål.docx
@@ -1903,7 +1903,7 @@
     <w:r>
       <w:tab/>
       <w:tab/>
-      <w:t>2026-10-10</w:t>
+      <w:t>2026-10-11</w:t>
       <w:br/>
       <w:br/>
     </w:r>

--- a/klagomål/A 53002-2025 FSC-klagomål.docx
+++ b/klagomål/A 53002-2025 FSC-klagomål.docx
@@ -1903,7 +1903,7 @@
     <w:r>
       <w:tab/>
       <w:tab/>
-      <w:t>2026-10-11</w:t>
+      <w:t>2026-10-12</w:t>
       <w:br/>
       <w:br/>
     </w:r>

--- a/klagomål/A 53002-2025 FSC-klagomål.docx
+++ b/klagomål/A 53002-2025 FSC-klagomål.docx
@@ -1903,7 +1903,7 @@
     <w:r>
       <w:tab/>
       <w:tab/>
-      <w:t>2026-10-12</w:t>
+      <w:t>2026-10-13</w:t>
       <w:br/>
       <w:br/>
     </w:r>

--- a/klagomål/A 53002-2025 FSC-klagomål.docx
+++ b/klagomål/A 53002-2025 FSC-klagomål.docx
@@ -1903,7 +1903,7 @@
     <w:r>
       <w:tab/>
       <w:tab/>
-      <w:t>2026-10-13</w:t>
+      <w:t>2026-10-14</w:t>
       <w:br/>
       <w:br/>
     </w:r>

--- a/klagomål/A 53002-2025 FSC-klagomål.docx
+++ b/klagomål/A 53002-2025 FSC-klagomål.docx
@@ -1903,7 +1903,7 @@
     <w:r>
       <w:tab/>
       <w:tab/>
-      <w:t>2026-10-14</w:t>
+      <w:t>2026-10-15</w:t>
       <w:br/>
       <w:br/>
     </w:r>

--- a/klagomål/A 53002-2025 FSC-klagomål.docx
+++ b/klagomål/A 53002-2025 FSC-klagomål.docx
@@ -1903,7 +1903,7 @@
     <w:r>
       <w:tab/>
       <w:tab/>
-      <w:t>2026-10-15</w:t>
+      <w:t>2026-10-16</w:t>
       <w:br/>
       <w:br/>
     </w:r>

--- a/klagomål/A 53002-2025 FSC-klagomål.docx
+++ b/klagomål/A 53002-2025 FSC-klagomål.docx
@@ -1903,7 +1903,7 @@
     <w:r>
       <w:tab/>
       <w:tab/>
-      <w:t>2026-10-16</w:t>
+      <w:t>2026-10-17</w:t>
       <w:br/>
       <w:br/>
     </w:r>

--- a/klagomål/A 53002-2025 FSC-klagomål.docx
+++ b/klagomål/A 53002-2025 FSC-klagomål.docx
@@ -1903,7 +1903,7 @@
     <w:r>
       <w:tab/>
       <w:tab/>
-      <w:t>2026-10-17</w:t>
+      <w:t>2026-10-18</w:t>
       <w:br/>
       <w:br/>
     </w:r>

--- a/klagomål/A 53002-2025 FSC-klagomål.docx
+++ b/klagomål/A 53002-2025 FSC-klagomål.docx
@@ -1903,7 +1903,7 @@
     <w:r>
       <w:tab/>
       <w:tab/>
-      <w:t>2026-10-18</w:t>
+      <w:t>2026-10-19</w:t>
       <w:br/>
       <w:br/>
     </w:r>

--- a/klagomål/A 53002-2025 FSC-klagomål.docx
+++ b/klagomål/A 53002-2025 FSC-klagomål.docx
@@ -1903,7 +1903,7 @@
     <w:r>
       <w:tab/>
       <w:tab/>
-      <w:t>2026-10-19</w:t>
+      <w:t>2026-10-20</w:t>
       <w:br/>
       <w:br/>
     </w:r>

--- a/klagomål/A 53002-2025 FSC-klagomål.docx
+++ b/klagomål/A 53002-2025 FSC-klagomål.docx
@@ -1903,7 +1903,7 @@
     <w:r>
       <w:tab/>
       <w:tab/>
-      <w:t>2026-10-20</w:t>
+      <w:t>2026-10-21</w:t>
       <w:br/>
       <w:br/>
     </w:r>

--- a/klagomål/A 53002-2025 FSC-klagomål.docx
+++ b/klagomål/A 53002-2025 FSC-klagomål.docx
@@ -1903,7 +1903,7 @@
     <w:r>
       <w:tab/>
       <w:tab/>
-      <w:t>2026-10-21</w:t>
+      <w:t>2026-10-22</w:t>
       <w:br/>
       <w:br/>
     </w:r>

--- a/klagomål/A 53002-2025 FSC-klagomål.docx
+++ b/klagomål/A 53002-2025 FSC-klagomål.docx
@@ -1903,7 +1903,7 @@
     <w:r>
       <w:tab/>
       <w:tab/>
-      <w:t>2026-10-22</w:t>
+      <w:t>2026-10-23</w:t>
       <w:br/>
       <w:br/>
     </w:r>

--- a/klagomål/A 53002-2025 FSC-klagomål.docx
+++ b/klagomål/A 53002-2025 FSC-klagomål.docx
@@ -1903,7 +1903,7 @@
     <w:r>
       <w:tab/>
       <w:tab/>
-      <w:t>2026-10-23</w:t>
+      <w:t>2026-10-24</w:t>
       <w:br/>
       <w:br/>
     </w:r>

--- a/klagomål/A 53002-2025 FSC-klagomål.docx
+++ b/klagomål/A 53002-2025 FSC-klagomål.docx
@@ -1903,7 +1903,7 @@
     <w:r>
       <w:tab/>
       <w:tab/>
-      <w:t>2026-10-24</w:t>
+      <w:t>2026-10-25</w:t>
       <w:br/>
       <w:br/>
     </w:r>

--- a/klagomål/A 53002-2025 FSC-klagomål.docx
+++ b/klagomål/A 53002-2025 FSC-klagomål.docx
@@ -1903,7 +1903,7 @@
     <w:r>
       <w:tab/>
       <w:tab/>
-      <w:t>2026-10-25</w:t>
+      <w:t>2026-10-26</w:t>
       <w:br/>
       <w:br/>
     </w:r>

--- a/klagomål/A 53002-2025 FSC-klagomål.docx
+++ b/klagomål/A 53002-2025 FSC-klagomål.docx
@@ -1903,7 +1903,7 @@
     <w:r>
       <w:tab/>
       <w:tab/>
-      <w:t>2026-10-26</w:t>
+      <w:t>2026-10-27</w:t>
       <w:br/>
       <w:br/>
     </w:r>

--- a/klagomål/A 53002-2025 FSC-klagomål.docx
+++ b/klagomål/A 53002-2025 FSC-klagomål.docx
@@ -1903,7 +1903,7 @@
     <w:r>
       <w:tab/>
       <w:tab/>
-      <w:t>2026-10-27</w:t>
+      <w:t>2026-10-28</w:t>
       <w:br/>
       <w:br/>
     </w:r>

--- a/klagomål/A 53002-2025 FSC-klagomål.docx
+++ b/klagomål/A 53002-2025 FSC-klagomål.docx
@@ -1903,7 +1903,7 @@
     <w:r>
       <w:tab/>
       <w:tab/>
-      <w:t>2026-10-28</w:t>
+      <w:t>2026-10-29</w:t>
       <w:br/>
       <w:br/>
     </w:r>

--- a/klagomål/A 53002-2025 FSC-klagomål.docx
+++ b/klagomål/A 53002-2025 FSC-klagomål.docx
@@ -1903,7 +1903,7 @@
     <w:r>
       <w:tab/>
       <w:tab/>
-      <w:t>2026-10-29</w:t>
+      <w:t>2026-10-31</w:t>
       <w:br/>
       <w:br/>
     </w:r>
